--- a/Python 2 lab/2 lab oo.docx
+++ b/Python 2 lab/2 lab oo.docx
@@ -512,6 +512,7 @@
           <w:rFonts w:ascii="Times New Roman" w:eastAsia="Times New Roman" w:hAnsi="Times New Roman" w:cs="Times New Roman"/>
           <w:b/>
           <w:sz w:val="28"/>
+          <w:lang w:val="ru-RU"/>
         </w:rPr>
       </w:pPr>
       <w:proofErr w:type="spellStart"/>
@@ -1263,6 +1264,7 @@
       <w:pPr>
         <w:rPr>
           <w:rFonts w:ascii="Times New Roman" w:hAnsi="Times New Roman" w:cs="Times New Roman"/>
+          <w:lang w:val="ru-RU"/>
         </w:rPr>
       </w:pPr>
     </w:p>
@@ -1270,6 +1272,7 @@
       <w:pPr>
         <w:rPr>
           <w:rFonts w:ascii="Times New Roman" w:hAnsi="Times New Roman" w:cs="Times New Roman"/>
+          <w:lang w:val="ru-RU"/>
         </w:rPr>
       </w:pPr>
     </w:p>
@@ -1277,6 +1280,7 @@
       <w:pPr>
         <w:rPr>
           <w:rFonts w:ascii="Times New Roman" w:hAnsi="Times New Roman" w:cs="Times New Roman"/>
+          <w:lang w:val="ru-RU"/>
         </w:rPr>
       </w:pPr>
     </w:p>
@@ -14175,7 +14179,7 @@
           <w:kern w:val="0"/>
           <w:sz w:val="21"/>
           <w:szCs w:val="21"/>
-          <w:lang w:val="ru-RU" w:eastAsia="ru-RU" w:bidi="ar-SA"/>
+          <w:lang w:eastAsia="ru-RU" w:bidi="ar-SA"/>
         </w:rPr>
       </w:pPr>
       <w:r>
@@ -14189,8 +14193,6 @@
         </w:rPr>
         <w:t xml:space="preserve">        </w:t>
       </w:r>
-      <w:bookmarkStart w:id="0" w:name="_GoBack"/>
-      <w:bookmarkEnd w:id="0"/>
     </w:p>
     <w:p>
       <w:pPr>
@@ -27138,7 +27140,7 @@
         <w:spacing w:line="285" w:lineRule="atLeast"/>
         <w:rPr>
           <w:rFonts w:ascii="Consolas" w:eastAsia="Times New Roman" w:hAnsi="Consolas" w:cs="Times New Roman"/>
-          <w:color w:val="F8F8F2"/>
+          <w:color w:val="FF4556"/>
           <w:kern w:val="0"/>
           <w:sz w:val="21"/>
           <w:szCs w:val="21"/>
@@ -27241,23 +27243,21 @@
         </w:rPr>
         <w:br/>
       </w:r>
-      <w:proofErr w:type="spellStart"/>
       <w:r>
         <w:rPr>
           <w:sz w:val="28"/>
           <w:szCs w:val="28"/>
           <w:lang w:val="ru-RU"/>
         </w:rPr>
-        <w:t>Висновок</w:t>
-      </w:r>
-      <w:proofErr w:type="spellEnd"/>
+        <w:br/>
+      </w:r>
       <w:r>
         <w:rPr>
           <w:sz w:val="28"/>
           <w:szCs w:val="28"/>
           <w:lang w:val="ru-RU"/>
         </w:rPr>
-        <w:t>:</w:t>
+        <w:br/>
       </w:r>
       <w:r>
         <w:rPr>
@@ -27265,15 +27265,243 @@
           <w:szCs w:val="28"/>
           <w:lang w:val="ru-RU"/>
         </w:rPr>
-        <w:br/>
-      </w:r>
-      <w:proofErr w:type="spellStart"/>
+        <w:lastRenderedPageBreak/>
+        <w:drawing>
+          <wp:inline distT="0" distB="0" distL="0" distR="0" wp14:anchorId="6F818972" wp14:editId="20193232">
+            <wp:extent cx="5940425" cy="4398010"/>
+            <wp:effectExtent l="0" t="0" r="3175" b="2540"/>
+            <wp:docPr id="1" name="Рисунок 1"/>
+            <wp:cNvGraphicFramePr>
+              <a:graphicFrameLocks xmlns:a="http://schemas.openxmlformats.org/drawingml/2006/main" noChangeAspect="1"/>
+            </wp:cNvGraphicFramePr>
+            <a:graphic xmlns:a="http://schemas.openxmlformats.org/drawingml/2006/main">
+              <a:graphicData uri="http://schemas.openxmlformats.org/drawingml/2006/picture">
+                <pic:pic xmlns:pic="http://schemas.openxmlformats.org/drawingml/2006/picture">
+                  <pic:nvPicPr>
+                    <pic:cNvPr id="1" name=""/>
+                    <pic:cNvPicPr/>
+                  </pic:nvPicPr>
+                  <pic:blipFill>
+                    <a:blip r:embed="rId5"/>
+                    <a:stretch>
+                      <a:fillRect/>
+                    </a:stretch>
+                  </pic:blipFill>
+                  <pic:spPr>
+                    <a:xfrm>
+                      <a:off x="0" y="0"/>
+                      <a:ext cx="5940425" cy="4398010"/>
+                    </a:xfrm>
+                    <a:prstGeom prst="rect">
+                      <a:avLst/>
+                    </a:prstGeom>
+                  </pic:spPr>
+                </pic:pic>
+              </a:graphicData>
+            </a:graphic>
+          </wp:inline>
+        </w:drawing>
+      </w:r>
       <w:r>
         <w:rPr>
           <w:sz w:val="28"/>
           <w:szCs w:val="28"/>
           <w:lang w:val="ru-RU"/>
         </w:rPr>
+        <w:br/>
+      </w:r>
+      <w:r>
+        <w:rPr>
+          <w:sz w:val="28"/>
+          <w:szCs w:val="28"/>
+          <w:lang w:val="ru-RU"/>
+        </w:rPr>
+        <w:drawing>
+          <wp:inline distT="0" distB="0" distL="0" distR="0" wp14:anchorId="1C8DFCB8" wp14:editId="5F46D3C6">
+            <wp:extent cx="5940425" cy="4457065"/>
+            <wp:effectExtent l="0" t="0" r="3175" b="635"/>
+            <wp:docPr id="2" name="Рисунок 2"/>
+            <wp:cNvGraphicFramePr>
+              <a:graphicFrameLocks xmlns:a="http://schemas.openxmlformats.org/drawingml/2006/main" noChangeAspect="1"/>
+            </wp:cNvGraphicFramePr>
+            <a:graphic xmlns:a="http://schemas.openxmlformats.org/drawingml/2006/main">
+              <a:graphicData uri="http://schemas.openxmlformats.org/drawingml/2006/picture">
+                <pic:pic xmlns:pic="http://schemas.openxmlformats.org/drawingml/2006/picture">
+                  <pic:nvPicPr>
+                    <pic:cNvPr id="1" name=""/>
+                    <pic:cNvPicPr/>
+                  </pic:nvPicPr>
+                  <pic:blipFill>
+                    <a:blip r:embed="rId6"/>
+                    <a:stretch>
+                      <a:fillRect/>
+                    </a:stretch>
+                  </pic:blipFill>
+                  <pic:spPr>
+                    <a:xfrm>
+                      <a:off x="0" y="0"/>
+                      <a:ext cx="5940425" cy="4457065"/>
+                    </a:xfrm>
+                    <a:prstGeom prst="rect">
+                      <a:avLst/>
+                    </a:prstGeom>
+                  </pic:spPr>
+                </pic:pic>
+              </a:graphicData>
+            </a:graphic>
+          </wp:inline>
+        </w:drawing>
+      </w:r>
+      <w:r>
+        <w:rPr>
+          <w:sz w:val="28"/>
+          <w:szCs w:val="28"/>
+          <w:lang w:val="ru-RU"/>
+        </w:rPr>
+        <w:lastRenderedPageBreak/>
+        <w:drawing>
+          <wp:inline distT="0" distB="0" distL="0" distR="0" wp14:anchorId="2B3B3C31" wp14:editId="0419329C">
+            <wp:extent cx="5940425" cy="4431665"/>
+            <wp:effectExtent l="0" t="0" r="3175" b="6985"/>
+            <wp:docPr id="3" name="Рисунок 3"/>
+            <wp:cNvGraphicFramePr>
+              <a:graphicFrameLocks xmlns:a="http://schemas.openxmlformats.org/drawingml/2006/main" noChangeAspect="1"/>
+            </wp:cNvGraphicFramePr>
+            <a:graphic xmlns:a="http://schemas.openxmlformats.org/drawingml/2006/main">
+              <a:graphicData uri="http://schemas.openxmlformats.org/drawingml/2006/picture">
+                <pic:pic xmlns:pic="http://schemas.openxmlformats.org/drawingml/2006/picture">
+                  <pic:nvPicPr>
+                    <pic:cNvPr id="1" name=""/>
+                    <pic:cNvPicPr/>
+                  </pic:nvPicPr>
+                  <pic:blipFill>
+                    <a:blip r:embed="rId7"/>
+                    <a:stretch>
+                      <a:fillRect/>
+                    </a:stretch>
+                  </pic:blipFill>
+                  <pic:spPr>
+                    <a:xfrm>
+                      <a:off x="0" y="0"/>
+                      <a:ext cx="5940425" cy="4431665"/>
+                    </a:xfrm>
+                    <a:prstGeom prst="rect">
+                      <a:avLst/>
+                    </a:prstGeom>
+                  </pic:spPr>
+                </pic:pic>
+              </a:graphicData>
+            </a:graphic>
+          </wp:inline>
+        </w:drawing>
+      </w:r>
+      <w:bookmarkStart w:id="0" w:name="_GoBack"/>
+      <w:bookmarkEnd w:id="0"/>
+      <w:r>
+        <w:rPr>
+          <w:sz w:val="28"/>
+          <w:szCs w:val="28"/>
+          <w:lang w:val="ru-RU"/>
+        </w:rPr>
+        <w:br/>
+      </w:r>
+      <w:r>
+        <w:rPr>
+          <w:sz w:val="28"/>
+          <w:szCs w:val="28"/>
+          <w:lang w:val="ru-RU"/>
+        </w:rPr>
+        <w:br/>
+      </w:r>
+      <w:r>
+        <w:rPr>
+          <w:sz w:val="28"/>
+          <w:szCs w:val="28"/>
+          <w:lang w:val="ru-RU"/>
+        </w:rPr>
+        <w:br/>
+      </w:r>
+      <w:r>
+        <w:rPr>
+          <w:sz w:val="28"/>
+          <w:szCs w:val="28"/>
+          <w:lang w:val="ru-RU"/>
+        </w:rPr>
+        <w:br/>
+      </w:r>
+      <w:r>
+        <w:rPr>
+          <w:sz w:val="28"/>
+          <w:szCs w:val="28"/>
+          <w:lang w:val="ru-RU"/>
+        </w:rPr>
+        <w:br/>
+      </w:r>
+      <w:r>
+        <w:rPr>
+          <w:sz w:val="28"/>
+          <w:szCs w:val="28"/>
+          <w:lang w:val="ru-RU"/>
+        </w:rPr>
+        <w:br/>
+      </w:r>
+      <w:r>
+        <w:rPr>
+          <w:sz w:val="28"/>
+          <w:szCs w:val="28"/>
+          <w:lang w:val="ru-RU"/>
+        </w:rPr>
+        <w:br/>
+      </w:r>
+      <w:r>
+        <w:rPr>
+          <w:sz w:val="28"/>
+          <w:szCs w:val="28"/>
+          <w:lang w:val="ru-RU"/>
+        </w:rPr>
+        <w:br/>
+      </w:r>
+      <w:r>
+        <w:rPr>
+          <w:sz w:val="28"/>
+          <w:szCs w:val="28"/>
+          <w:lang w:val="ru-RU"/>
+        </w:rPr>
+        <w:br/>
+      </w:r>
+      <w:proofErr w:type="spellStart"/>
+      <w:r>
+        <w:rPr>
+          <w:sz w:val="28"/>
+          <w:szCs w:val="28"/>
+          <w:lang w:val="ru-RU"/>
+        </w:rPr>
+        <w:t>Висновок</w:t>
+      </w:r>
+      <w:proofErr w:type="spellEnd"/>
+      <w:r>
+        <w:rPr>
+          <w:sz w:val="28"/>
+          <w:szCs w:val="28"/>
+          <w:lang w:val="ru-RU"/>
+        </w:rPr>
+        <w:t>:</w:t>
+      </w:r>
+      <w:r>
+        <w:rPr>
+          <w:sz w:val="28"/>
+          <w:szCs w:val="28"/>
+          <w:lang w:val="ru-RU"/>
+        </w:rPr>
+        <w:br/>
+      </w:r>
+      <w:proofErr w:type="spellStart"/>
+      <w:r>
+        <w:rPr>
+          <w:sz w:val="28"/>
+          <w:szCs w:val="28"/>
+          <w:lang w:val="ru-RU"/>
+        </w:rPr>
         <w:t>Висновок</w:t>
       </w:r>
       <w:proofErr w:type="spellEnd"/>
@@ -28041,436 +28269,480 @@
         <w:rPr>
           <w:sz w:val="28"/>
           <w:szCs w:val="28"/>
+          <w:lang w:val="ru-RU"/>
         </w:rPr>
         <w:t>Під</w:t>
       </w:r>
       <w:proofErr w:type="spellEnd"/>
-      <w:r>
-        <w:rPr>
-          <w:sz w:val="28"/>
-          <w:szCs w:val="28"/>
-        </w:rPr>
-        <w:t xml:space="preserve"> </w:t>
-      </w:r>
-      <w:proofErr w:type="spellStart"/>
-      <w:r>
-        <w:rPr>
-          <w:sz w:val="28"/>
-          <w:szCs w:val="28"/>
-        </w:rPr>
-        <w:t>час</w:t>
-      </w:r>
-      <w:proofErr w:type="spellEnd"/>
-      <w:r>
-        <w:rPr>
-          <w:sz w:val="28"/>
-          <w:szCs w:val="28"/>
-        </w:rPr>
-        <w:t xml:space="preserve"> </w:t>
-      </w:r>
-      <w:proofErr w:type="spellStart"/>
-      <w:r>
-        <w:rPr>
-          <w:sz w:val="28"/>
-          <w:szCs w:val="28"/>
-        </w:rPr>
-        <w:t>виконання</w:t>
-      </w:r>
-      <w:proofErr w:type="spellEnd"/>
-      <w:r>
-        <w:rPr>
-          <w:sz w:val="28"/>
-          <w:szCs w:val="28"/>
-        </w:rPr>
-        <w:t xml:space="preserve"> </w:t>
-      </w:r>
-      <w:proofErr w:type="spellStart"/>
-      <w:r>
-        <w:rPr>
-          <w:sz w:val="28"/>
-          <w:szCs w:val="28"/>
-        </w:rPr>
-        <w:t>роботи</w:t>
-      </w:r>
-      <w:proofErr w:type="spellEnd"/>
-      <w:r>
-        <w:rPr>
-          <w:sz w:val="28"/>
-          <w:szCs w:val="28"/>
-        </w:rPr>
-        <w:t xml:space="preserve"> </w:t>
-      </w:r>
-      <w:proofErr w:type="spellStart"/>
-      <w:r>
-        <w:rPr>
-          <w:sz w:val="28"/>
-          <w:szCs w:val="28"/>
-        </w:rPr>
-        <w:t>були</w:t>
-      </w:r>
-      <w:proofErr w:type="spellEnd"/>
-      <w:r>
-        <w:rPr>
-          <w:sz w:val="28"/>
-          <w:szCs w:val="28"/>
-        </w:rPr>
-        <w:t xml:space="preserve"> </w:t>
-      </w:r>
-      <w:proofErr w:type="spellStart"/>
-      <w:r>
-        <w:rPr>
-          <w:sz w:val="28"/>
-          <w:szCs w:val="28"/>
-        </w:rPr>
-        <w:t>використані</w:t>
-      </w:r>
-      <w:proofErr w:type="spellEnd"/>
-      <w:r>
-        <w:rPr>
-          <w:sz w:val="28"/>
-          <w:szCs w:val="28"/>
-        </w:rPr>
-        <w:t xml:space="preserve"> </w:t>
-      </w:r>
-      <w:proofErr w:type="spellStart"/>
-      <w:r>
-        <w:rPr>
-          <w:sz w:val="28"/>
-          <w:szCs w:val="28"/>
-        </w:rPr>
-        <w:t>основні</w:t>
-      </w:r>
-      <w:proofErr w:type="spellEnd"/>
-      <w:r>
-        <w:rPr>
-          <w:sz w:val="28"/>
-          <w:szCs w:val="28"/>
-        </w:rPr>
-        <w:t xml:space="preserve"> </w:t>
-      </w:r>
-      <w:proofErr w:type="spellStart"/>
-      <w:r>
-        <w:rPr>
-          <w:sz w:val="28"/>
-          <w:szCs w:val="28"/>
-        </w:rPr>
-        <w:t>принципи</w:t>
-      </w:r>
-      <w:proofErr w:type="spellEnd"/>
-      <w:r>
-        <w:rPr>
-          <w:sz w:val="28"/>
-          <w:szCs w:val="28"/>
-        </w:rPr>
-        <w:t xml:space="preserve"> </w:t>
-      </w:r>
-      <w:proofErr w:type="spellStart"/>
-      <w:r>
-        <w:rPr>
-          <w:sz w:val="28"/>
-          <w:szCs w:val="28"/>
-        </w:rPr>
-        <w:t>об’єктно-</w:t>
-      </w:r>
-      <w:r>
-        <w:rPr>
-          <w:sz w:val="28"/>
-          <w:szCs w:val="28"/>
-        </w:rPr>
-        <w:lastRenderedPageBreak/>
-        <w:t>орієнтованого</w:t>
-      </w:r>
-      <w:proofErr w:type="spellEnd"/>
-      <w:r>
-        <w:rPr>
-          <w:sz w:val="28"/>
-          <w:szCs w:val="28"/>
-        </w:rPr>
-        <w:t xml:space="preserve"> </w:t>
-      </w:r>
-      <w:proofErr w:type="spellStart"/>
-      <w:r>
-        <w:rPr>
-          <w:sz w:val="28"/>
-          <w:szCs w:val="28"/>
-        </w:rPr>
-        <w:t>програмування</w:t>
-      </w:r>
-      <w:proofErr w:type="spellEnd"/>
-      <w:r>
-        <w:rPr>
-          <w:sz w:val="28"/>
-          <w:szCs w:val="28"/>
-        </w:rPr>
-        <w:t xml:space="preserve">: </w:t>
-      </w:r>
-      <w:proofErr w:type="spellStart"/>
-      <w:r>
-        <w:rPr>
-          <w:sz w:val="28"/>
-          <w:szCs w:val="28"/>
-        </w:rPr>
-        <w:t>інкапсуляція</w:t>
-      </w:r>
-      <w:proofErr w:type="spellEnd"/>
-      <w:r>
-        <w:rPr>
-          <w:sz w:val="28"/>
-          <w:szCs w:val="28"/>
-        </w:rPr>
-        <w:t xml:space="preserve">, </w:t>
-      </w:r>
-      <w:proofErr w:type="spellStart"/>
-      <w:r>
-        <w:rPr>
-          <w:sz w:val="28"/>
-          <w:szCs w:val="28"/>
-        </w:rPr>
-        <w:t>абстракція</w:t>
-      </w:r>
-      <w:proofErr w:type="spellEnd"/>
-      <w:r>
-        <w:rPr>
-          <w:sz w:val="28"/>
-          <w:szCs w:val="28"/>
-        </w:rPr>
-        <w:t xml:space="preserve">, </w:t>
-      </w:r>
-      <w:proofErr w:type="spellStart"/>
-      <w:r>
-        <w:rPr>
-          <w:sz w:val="28"/>
-          <w:szCs w:val="28"/>
-        </w:rPr>
-        <w:t>успадкування</w:t>
-      </w:r>
-      <w:proofErr w:type="spellEnd"/>
-      <w:r>
-        <w:rPr>
-          <w:sz w:val="28"/>
-          <w:szCs w:val="28"/>
-        </w:rPr>
-        <w:t xml:space="preserve"> </w:t>
-      </w:r>
-      <w:proofErr w:type="spellStart"/>
-      <w:r>
-        <w:rPr>
-          <w:sz w:val="28"/>
-          <w:szCs w:val="28"/>
-        </w:rPr>
-        <w:t>та</w:t>
-      </w:r>
-      <w:proofErr w:type="spellEnd"/>
-      <w:r>
-        <w:rPr>
-          <w:sz w:val="28"/>
-          <w:szCs w:val="28"/>
-        </w:rPr>
-        <w:t xml:space="preserve"> </w:t>
-      </w:r>
-      <w:proofErr w:type="spellStart"/>
-      <w:r>
-        <w:rPr>
-          <w:sz w:val="28"/>
-          <w:szCs w:val="28"/>
-        </w:rPr>
-        <w:t>поліморфізм</w:t>
-      </w:r>
-      <w:proofErr w:type="spellEnd"/>
-      <w:r>
-        <w:rPr>
-          <w:sz w:val="28"/>
-          <w:szCs w:val="28"/>
-        </w:rPr>
-        <w:t xml:space="preserve">. </w:t>
-      </w:r>
-      <w:proofErr w:type="spellStart"/>
-      <w:r>
-        <w:rPr>
-          <w:sz w:val="28"/>
-          <w:szCs w:val="28"/>
-        </w:rPr>
-        <w:t>Створено</w:t>
-      </w:r>
-      <w:proofErr w:type="spellEnd"/>
-      <w:r>
-        <w:rPr>
-          <w:sz w:val="28"/>
-          <w:szCs w:val="28"/>
-        </w:rPr>
-        <w:t xml:space="preserve"> </w:t>
-      </w:r>
-      <w:proofErr w:type="spellStart"/>
-      <w:r>
-        <w:rPr>
-          <w:sz w:val="28"/>
-          <w:szCs w:val="28"/>
-        </w:rPr>
-        <w:t>абстрактний</w:t>
-      </w:r>
-      <w:proofErr w:type="spellEnd"/>
-      <w:r>
-        <w:rPr>
-          <w:sz w:val="28"/>
-          <w:szCs w:val="28"/>
-        </w:rPr>
-        <w:t xml:space="preserve"> </w:t>
-      </w:r>
-      <w:proofErr w:type="spellStart"/>
-      <w:r>
-        <w:rPr>
-          <w:sz w:val="28"/>
-          <w:szCs w:val="28"/>
-        </w:rPr>
-        <w:t>базовий</w:t>
-      </w:r>
-      <w:proofErr w:type="spellEnd"/>
-      <w:r>
-        <w:rPr>
-          <w:sz w:val="28"/>
-          <w:szCs w:val="28"/>
-        </w:rPr>
-        <w:t xml:space="preserve"> </w:t>
-      </w:r>
-      <w:proofErr w:type="spellStart"/>
-      <w:r>
-        <w:rPr>
-          <w:sz w:val="28"/>
-          <w:szCs w:val="28"/>
-        </w:rPr>
-        <w:t>клас</w:t>
-      </w:r>
-      <w:proofErr w:type="spellEnd"/>
-      <w:r>
-        <w:rPr>
-          <w:sz w:val="28"/>
-          <w:szCs w:val="28"/>
-        </w:rPr>
-        <w:t xml:space="preserve"> Shape, </w:t>
-      </w:r>
-      <w:proofErr w:type="spellStart"/>
-      <w:r>
-        <w:rPr>
-          <w:sz w:val="28"/>
-          <w:szCs w:val="28"/>
-        </w:rPr>
-        <w:t>від</w:t>
-      </w:r>
-      <w:proofErr w:type="spellEnd"/>
-      <w:r>
-        <w:rPr>
-          <w:sz w:val="28"/>
-          <w:szCs w:val="28"/>
-        </w:rPr>
-        <w:t xml:space="preserve"> </w:t>
-      </w:r>
-      <w:proofErr w:type="spellStart"/>
-      <w:r>
-        <w:rPr>
-          <w:sz w:val="28"/>
-          <w:szCs w:val="28"/>
-        </w:rPr>
-        <w:t>якого</w:t>
-      </w:r>
-      <w:proofErr w:type="spellEnd"/>
-      <w:r>
-        <w:rPr>
-          <w:sz w:val="28"/>
-          <w:szCs w:val="28"/>
-        </w:rPr>
-        <w:t xml:space="preserve"> </w:t>
-      </w:r>
-      <w:proofErr w:type="spellStart"/>
-      <w:r>
-        <w:rPr>
-          <w:sz w:val="28"/>
-          <w:szCs w:val="28"/>
-        </w:rPr>
-        <w:t>успадковуються</w:t>
-      </w:r>
-      <w:proofErr w:type="spellEnd"/>
-      <w:r>
-        <w:rPr>
-          <w:sz w:val="28"/>
-          <w:szCs w:val="28"/>
-        </w:rPr>
-        <w:t xml:space="preserve"> </w:t>
-      </w:r>
-      <w:proofErr w:type="spellStart"/>
-      <w:r>
-        <w:rPr>
-          <w:sz w:val="28"/>
-          <w:szCs w:val="28"/>
-        </w:rPr>
-        <w:t>класи</w:t>
-      </w:r>
-      <w:proofErr w:type="spellEnd"/>
-      <w:r>
-        <w:rPr>
-          <w:sz w:val="28"/>
-          <w:szCs w:val="28"/>
-        </w:rPr>
-        <w:t xml:space="preserve"> Dot, Line, Rectangle </w:t>
-      </w:r>
-      <w:proofErr w:type="spellStart"/>
-      <w:r>
-        <w:rPr>
-          <w:sz w:val="28"/>
-          <w:szCs w:val="28"/>
-        </w:rPr>
-        <w:t>та</w:t>
-      </w:r>
-      <w:proofErr w:type="spellEnd"/>
-      <w:r>
-        <w:rPr>
-          <w:sz w:val="28"/>
-          <w:szCs w:val="28"/>
-        </w:rPr>
-        <w:t xml:space="preserve"> Ellipse. </w:t>
-      </w:r>
-      <w:proofErr w:type="spellStart"/>
       <w:r>
         <w:rPr>
           <w:sz w:val="28"/>
           <w:szCs w:val="28"/>
           <w:lang w:val="ru-RU"/>
         </w:rPr>
-        <w:t>Завдяки</w:t>
-      </w:r>
-      <w:proofErr w:type="spellEnd"/>
+        <w:t xml:space="preserve"> час </w:t>
+      </w:r>
+      <w:proofErr w:type="spellStart"/>
       <w:r>
         <w:rPr>
           <w:sz w:val="28"/>
           <w:szCs w:val="28"/>
           <w:lang w:val="ru-RU"/>
         </w:rPr>
-        <w:t xml:space="preserve"> </w:t>
-      </w:r>
-      <w:proofErr w:type="spellStart"/>
+        <w:t>виконання</w:t>
+      </w:r>
+      <w:proofErr w:type="spellEnd"/>
       <w:r>
         <w:rPr>
           <w:sz w:val="28"/>
           <w:szCs w:val="28"/>
           <w:lang w:val="ru-RU"/>
         </w:rPr>
-        <w:t>поліморфізму</w:t>
-      </w:r>
-      <w:proofErr w:type="spellEnd"/>
+        <w:t xml:space="preserve"> </w:t>
+      </w:r>
+      <w:proofErr w:type="spellStart"/>
       <w:r>
         <w:rPr>
           <w:sz w:val="28"/>
           <w:szCs w:val="28"/>
           <w:lang w:val="ru-RU"/>
         </w:rPr>
-        <w:t xml:space="preserve"> </w:t>
-      </w:r>
-      <w:proofErr w:type="spellStart"/>
+        <w:t>роботи</w:t>
+      </w:r>
+      <w:proofErr w:type="spellEnd"/>
       <w:r>
         <w:rPr>
           <w:sz w:val="28"/>
           <w:szCs w:val="28"/>
           <w:lang w:val="ru-RU"/>
         </w:rPr>
+        <w:t xml:space="preserve"> </w:t>
+      </w:r>
+      <w:proofErr w:type="spellStart"/>
+      <w:r>
+        <w:rPr>
+          <w:sz w:val="28"/>
+          <w:szCs w:val="28"/>
+          <w:lang w:val="ru-RU"/>
+        </w:rPr>
+        <w:t>були</w:t>
+      </w:r>
+      <w:proofErr w:type="spellEnd"/>
+      <w:r>
+        <w:rPr>
+          <w:sz w:val="28"/>
+          <w:szCs w:val="28"/>
+          <w:lang w:val="ru-RU"/>
+        </w:rPr>
+        <w:t xml:space="preserve"> </w:t>
+      </w:r>
+      <w:proofErr w:type="spellStart"/>
+      <w:r>
+        <w:rPr>
+          <w:sz w:val="28"/>
+          <w:szCs w:val="28"/>
+          <w:lang w:val="ru-RU"/>
+        </w:rPr>
+        <w:t>використані</w:t>
+      </w:r>
+      <w:proofErr w:type="spellEnd"/>
+      <w:r>
+        <w:rPr>
+          <w:sz w:val="28"/>
+          <w:szCs w:val="28"/>
+          <w:lang w:val="ru-RU"/>
+        </w:rPr>
+        <w:t xml:space="preserve"> </w:t>
+      </w:r>
+      <w:proofErr w:type="spellStart"/>
+      <w:r>
+        <w:rPr>
+          <w:sz w:val="28"/>
+          <w:szCs w:val="28"/>
+          <w:lang w:val="ru-RU"/>
+        </w:rPr>
+        <w:t>основні</w:t>
+      </w:r>
+      <w:proofErr w:type="spellEnd"/>
+      <w:r>
+        <w:rPr>
+          <w:sz w:val="28"/>
+          <w:szCs w:val="28"/>
+          <w:lang w:val="ru-RU"/>
+        </w:rPr>
+        <w:t xml:space="preserve"> </w:t>
+      </w:r>
+      <w:proofErr w:type="spellStart"/>
+      <w:r>
+        <w:rPr>
+          <w:sz w:val="28"/>
+          <w:szCs w:val="28"/>
+          <w:lang w:val="ru-RU"/>
+        </w:rPr>
+        <w:t>принципи</w:t>
+      </w:r>
+      <w:proofErr w:type="spellEnd"/>
+      <w:r>
+        <w:rPr>
+          <w:sz w:val="28"/>
+          <w:szCs w:val="28"/>
+          <w:lang w:val="ru-RU"/>
+        </w:rPr>
+        <w:t xml:space="preserve"> </w:t>
+      </w:r>
+      <w:proofErr w:type="spellStart"/>
+      <w:r>
+        <w:rPr>
+          <w:sz w:val="28"/>
+          <w:szCs w:val="28"/>
+          <w:lang w:val="ru-RU"/>
+        </w:rPr>
+        <w:t>об’єктно-орієнтованого</w:t>
+      </w:r>
+      <w:proofErr w:type="spellEnd"/>
+      <w:r>
+        <w:rPr>
+          <w:sz w:val="28"/>
+          <w:szCs w:val="28"/>
+          <w:lang w:val="ru-RU"/>
+        </w:rPr>
+        <w:t xml:space="preserve"> </w:t>
+      </w:r>
+      <w:proofErr w:type="spellStart"/>
+      <w:r>
+        <w:rPr>
+          <w:sz w:val="28"/>
+          <w:szCs w:val="28"/>
+          <w:lang w:val="ru-RU"/>
+        </w:rPr>
+        <w:t>програмування</w:t>
+      </w:r>
+      <w:proofErr w:type="spellEnd"/>
+      <w:r>
+        <w:rPr>
+          <w:sz w:val="28"/>
+          <w:szCs w:val="28"/>
+          <w:lang w:val="ru-RU"/>
+        </w:rPr>
+        <w:t xml:space="preserve">: </w:t>
+      </w:r>
+      <w:proofErr w:type="spellStart"/>
+      <w:r>
+        <w:rPr>
+          <w:sz w:val="28"/>
+          <w:szCs w:val="28"/>
+          <w:lang w:val="ru-RU"/>
+        </w:rPr>
+        <w:t>інкапсуляція</w:t>
+      </w:r>
+      <w:proofErr w:type="spellEnd"/>
+      <w:r>
+        <w:rPr>
+          <w:sz w:val="28"/>
+          <w:szCs w:val="28"/>
+          <w:lang w:val="ru-RU"/>
+        </w:rPr>
+        <w:t xml:space="preserve">, </w:t>
+      </w:r>
+      <w:proofErr w:type="spellStart"/>
+      <w:r>
+        <w:rPr>
+          <w:sz w:val="28"/>
+          <w:szCs w:val="28"/>
+          <w:lang w:val="ru-RU"/>
+        </w:rPr>
+        <w:t>абстракція</w:t>
+      </w:r>
+      <w:proofErr w:type="spellEnd"/>
+      <w:r>
+        <w:rPr>
+          <w:sz w:val="28"/>
+          <w:szCs w:val="28"/>
+          <w:lang w:val="ru-RU"/>
+        </w:rPr>
+        <w:t xml:space="preserve">, </w:t>
+      </w:r>
+      <w:proofErr w:type="spellStart"/>
+      <w:r>
+        <w:rPr>
+          <w:sz w:val="28"/>
+          <w:szCs w:val="28"/>
+          <w:lang w:val="ru-RU"/>
+        </w:rPr>
+        <w:t>успадкування</w:t>
+      </w:r>
+      <w:proofErr w:type="spellEnd"/>
+      <w:r>
+        <w:rPr>
+          <w:sz w:val="28"/>
+          <w:szCs w:val="28"/>
+          <w:lang w:val="ru-RU"/>
+        </w:rPr>
+        <w:t xml:space="preserve"> та </w:t>
+      </w:r>
+      <w:proofErr w:type="spellStart"/>
+      <w:r>
+        <w:rPr>
+          <w:sz w:val="28"/>
+          <w:szCs w:val="28"/>
+          <w:lang w:val="ru-RU"/>
+        </w:rPr>
+        <w:t>поліморфізм</w:t>
+      </w:r>
+      <w:proofErr w:type="spellEnd"/>
+      <w:r>
+        <w:rPr>
+          <w:sz w:val="28"/>
+          <w:szCs w:val="28"/>
+          <w:lang w:val="ru-RU"/>
+        </w:rPr>
+        <w:t xml:space="preserve">. Створено </w:t>
+      </w:r>
+      <w:proofErr w:type="spellStart"/>
+      <w:r>
+        <w:rPr>
+          <w:sz w:val="28"/>
+          <w:szCs w:val="28"/>
+          <w:lang w:val="ru-RU"/>
+        </w:rPr>
+        <w:t>абстрактний</w:t>
+      </w:r>
+      <w:proofErr w:type="spellEnd"/>
+      <w:r>
+        <w:rPr>
+          <w:sz w:val="28"/>
+          <w:szCs w:val="28"/>
+          <w:lang w:val="ru-RU"/>
+        </w:rPr>
+        <w:t xml:space="preserve"> </w:t>
+      </w:r>
+      <w:proofErr w:type="spellStart"/>
+      <w:r>
+        <w:rPr>
+          <w:sz w:val="28"/>
+          <w:szCs w:val="28"/>
+          <w:lang w:val="ru-RU"/>
+        </w:rPr>
+        <w:t>базовий</w:t>
+      </w:r>
+      <w:proofErr w:type="spellEnd"/>
+      <w:r>
+        <w:rPr>
+          <w:sz w:val="28"/>
+          <w:szCs w:val="28"/>
+          <w:lang w:val="ru-RU"/>
+        </w:rPr>
+        <w:t xml:space="preserve"> </w:t>
+      </w:r>
+      <w:proofErr w:type="spellStart"/>
+      <w:r>
+        <w:rPr>
+          <w:sz w:val="28"/>
+          <w:szCs w:val="28"/>
+          <w:lang w:val="ru-RU"/>
+        </w:rPr>
+        <w:t>клас</w:t>
+      </w:r>
+      <w:proofErr w:type="spellEnd"/>
+      <w:r>
+        <w:rPr>
+          <w:sz w:val="28"/>
+          <w:szCs w:val="28"/>
+          <w:lang w:val="ru-RU"/>
+        </w:rPr>
+        <w:t xml:space="preserve"> </w:t>
+      </w:r>
+      <w:r>
+        <w:rPr>
+          <w:sz w:val="28"/>
+          <w:szCs w:val="28"/>
+        </w:rPr>
+        <w:t>Shape</w:t>
+      </w:r>
+      <w:r>
+        <w:rPr>
+          <w:sz w:val="28"/>
+          <w:szCs w:val="28"/>
+          <w:lang w:val="ru-RU"/>
+        </w:rPr>
+        <w:t xml:space="preserve">, </w:t>
+      </w:r>
+      <w:proofErr w:type="spellStart"/>
+      <w:r>
+        <w:rPr>
+          <w:sz w:val="28"/>
+          <w:szCs w:val="28"/>
+          <w:lang w:val="ru-RU"/>
+        </w:rPr>
+        <w:t>від</w:t>
+      </w:r>
+      <w:proofErr w:type="spellEnd"/>
+      <w:r>
+        <w:rPr>
+          <w:sz w:val="28"/>
+          <w:szCs w:val="28"/>
+          <w:lang w:val="ru-RU"/>
+        </w:rPr>
+        <w:t xml:space="preserve"> </w:t>
+      </w:r>
+      <w:proofErr w:type="spellStart"/>
+      <w:r>
+        <w:rPr>
+          <w:sz w:val="28"/>
+          <w:szCs w:val="28"/>
+          <w:lang w:val="ru-RU"/>
+        </w:rPr>
+        <w:t>якого</w:t>
+      </w:r>
+      <w:proofErr w:type="spellEnd"/>
+      <w:r>
+        <w:rPr>
+          <w:sz w:val="28"/>
+          <w:szCs w:val="28"/>
+          <w:lang w:val="ru-RU"/>
+        </w:rPr>
+        <w:t xml:space="preserve"> </w:t>
+      </w:r>
+      <w:proofErr w:type="spellStart"/>
+      <w:r>
+        <w:rPr>
+          <w:sz w:val="28"/>
+          <w:szCs w:val="28"/>
+          <w:lang w:val="ru-RU"/>
+        </w:rPr>
+        <w:t>успадковуються</w:t>
+      </w:r>
+      <w:proofErr w:type="spellEnd"/>
+      <w:r>
+        <w:rPr>
+          <w:sz w:val="28"/>
+          <w:szCs w:val="28"/>
+          <w:lang w:val="ru-RU"/>
+        </w:rPr>
+        <w:t xml:space="preserve"> </w:t>
+      </w:r>
+      <w:proofErr w:type="spellStart"/>
+      <w:r>
+        <w:rPr>
+          <w:sz w:val="28"/>
+          <w:szCs w:val="28"/>
+          <w:lang w:val="ru-RU"/>
+        </w:rPr>
+        <w:t>класи</w:t>
+      </w:r>
+      <w:proofErr w:type="spellEnd"/>
+      <w:r>
+        <w:rPr>
+          <w:sz w:val="28"/>
+          <w:szCs w:val="28"/>
+          <w:lang w:val="ru-RU"/>
+        </w:rPr>
+        <w:t xml:space="preserve"> </w:t>
+      </w:r>
+      <w:r>
+        <w:rPr>
+          <w:sz w:val="28"/>
+          <w:szCs w:val="28"/>
+        </w:rPr>
+        <w:t>Dot</w:t>
+      </w:r>
+      <w:r>
+        <w:rPr>
+          <w:sz w:val="28"/>
+          <w:szCs w:val="28"/>
+          <w:lang w:val="ru-RU"/>
+        </w:rPr>
+        <w:t xml:space="preserve">, </w:t>
+      </w:r>
+      <w:r>
+        <w:rPr>
+          <w:sz w:val="28"/>
+          <w:szCs w:val="28"/>
+        </w:rPr>
+        <w:t>Line</w:t>
+      </w:r>
+      <w:r>
+        <w:rPr>
+          <w:sz w:val="28"/>
+          <w:szCs w:val="28"/>
+          <w:lang w:val="ru-RU"/>
+        </w:rPr>
+        <w:t xml:space="preserve">, </w:t>
+      </w:r>
+      <w:r>
+        <w:rPr>
+          <w:sz w:val="28"/>
+          <w:szCs w:val="28"/>
+        </w:rPr>
+        <w:t>Rectangle</w:t>
+      </w:r>
+      <w:r>
+        <w:rPr>
+          <w:sz w:val="28"/>
+          <w:szCs w:val="28"/>
+          <w:lang w:val="ru-RU"/>
+        </w:rPr>
+        <w:t xml:space="preserve"> та </w:t>
+      </w:r>
+      <w:r>
+        <w:rPr>
+          <w:sz w:val="28"/>
+          <w:szCs w:val="28"/>
+        </w:rPr>
+        <w:t>Ellipse</w:t>
+      </w:r>
+      <w:r>
+        <w:rPr>
+          <w:sz w:val="28"/>
+          <w:szCs w:val="28"/>
+          <w:lang w:val="ru-RU"/>
+        </w:rPr>
+        <w:t xml:space="preserve">. </w:t>
+      </w:r>
+      <w:proofErr w:type="spellStart"/>
+      <w:r>
+        <w:rPr>
+          <w:sz w:val="28"/>
+          <w:szCs w:val="28"/>
+          <w:lang w:val="ru-RU"/>
+        </w:rPr>
+        <w:t>Завдяки</w:t>
+      </w:r>
+      <w:proofErr w:type="spellEnd"/>
+      <w:r>
+        <w:rPr>
+          <w:sz w:val="28"/>
+          <w:szCs w:val="28"/>
+          <w:lang w:val="ru-RU"/>
+        </w:rPr>
+        <w:t xml:space="preserve"> </w:t>
+      </w:r>
+      <w:proofErr w:type="spellStart"/>
+      <w:r>
+        <w:rPr>
+          <w:sz w:val="28"/>
+          <w:szCs w:val="28"/>
+          <w:lang w:val="ru-RU"/>
+        </w:rPr>
+        <w:t>поліморфізму</w:t>
+      </w:r>
+      <w:proofErr w:type="spellEnd"/>
+      <w:r>
+        <w:rPr>
+          <w:sz w:val="28"/>
+          <w:szCs w:val="28"/>
+          <w:lang w:val="ru-RU"/>
+        </w:rPr>
+        <w:t xml:space="preserve"> </w:t>
+      </w:r>
+      <w:proofErr w:type="spellStart"/>
+      <w:r>
+        <w:rPr>
+          <w:sz w:val="28"/>
+          <w:szCs w:val="28"/>
+          <w:lang w:val="ru-RU"/>
+        </w:rPr>
+        <w:lastRenderedPageBreak/>
         <w:t>кожен</w:t>
       </w:r>
       <w:proofErr w:type="spellEnd"/>
